--- a/Project Log.docx
+++ b/Project Log.docx
@@ -302,6 +302,107 @@
         </w:rPr>
         <w:t>WSL</w:t>
       </w:r>
+    </w:p>
+    <w:p>
+      <w:pPr>
+        <w:pStyle w:val="ListParagraph"/>
+        <w:numPr>
+          <w:ilvl w:val="2"/>
+          <w:numId w:val="1"/>
+        </w:numPr>
+        <w:rPr>
+          <w:lang w:val="en-US"/>
+        </w:rPr>
+      </w:pPr>
+      <w:r>
+        <w:rPr>
+          <w:lang w:val="en-US"/>
+        </w:rPr>
+        <w:t>If you need to reset sudo password:</w:t>
+      </w:r>
+    </w:p>
+    <w:p>
+      <w:pPr>
+        <w:pStyle w:val="ListParagraph"/>
+        <w:numPr>
+          <w:ilvl w:val="3"/>
+          <w:numId w:val="1"/>
+        </w:numPr>
+        <w:rPr>
+          <w:lang w:val="en-US"/>
+        </w:rPr>
+      </w:pPr>
+      <w:r>
+        <w:rPr>
+          <w:lang w:val="en-US"/>
+        </w:rPr>
+        <w:t>On Powershell:</w:t>
+      </w:r>
+    </w:p>
+    <w:p>
+      <w:pPr>
+        <w:shd w:val="clear" w:color="auto" w:fill="121314"/>
+        <w:spacing w:after="0" w:line="285" w:lineRule="atLeast"/>
+        <w:ind w:left="2880"/>
+        <w:rPr>
+          <w:rFonts w:ascii="Consolas" w:eastAsia="Times New Roman" w:hAnsi="Consolas" w:cs="Times New Roman"/>
+          <w:color w:val="A5D6FF"/>
+          <w:kern w:val="0"/>
+          <w:sz w:val="21"/>
+          <w:szCs w:val="21"/>
+          <w:lang w:eastAsia="en-GB"/>
+          <w14:ligatures w14:val="none"/>
+        </w:rPr>
+      </w:pPr>
+      <w:r>
+        <w:rPr>
+          <w:rFonts w:ascii="Consolas" w:eastAsia="Times New Roman" w:hAnsi="Consolas" w:cs="Times New Roman"/>
+          <w:color w:val="A5D6FF"/>
+          <w:kern w:val="0"/>
+          <w:sz w:val="21"/>
+          <w:szCs w:val="21"/>
+          <w:lang w:eastAsia="en-GB"/>
+          <w14:ligatures w14:val="none"/>
+        </w:rPr>
+        <w:t>wsl -u root</w:t>
+      </w:r>
+    </w:p>
+    <w:p>
+      <w:pPr>
+        <w:shd w:val="clear" w:color="auto" w:fill="121314"/>
+        <w:spacing w:after="0" w:line="285" w:lineRule="atLeast"/>
+        <w:ind w:left="2880"/>
+        <w:rPr>
+          <w:rFonts w:ascii="Consolas" w:eastAsia="Times New Roman" w:hAnsi="Consolas" w:cs="Times New Roman"/>
+          <w:color w:val="A5D6FF"/>
+          <w:kern w:val="0"/>
+          <w:sz w:val="21"/>
+          <w:szCs w:val="21"/>
+          <w:lang w:eastAsia="en-GB"/>
+          <w14:ligatures w14:val="none"/>
+        </w:rPr>
+      </w:pPr>
+      <w:r>
+        <w:rPr>
+          <w:rFonts w:ascii="Consolas" w:eastAsia="Times New Roman" w:hAnsi="Consolas" w:cs="Times New Roman"/>
+          <w:color w:val="A5D6FF"/>
+          <w:kern w:val="0"/>
+          <w:sz w:val="21"/>
+          <w:szCs w:val="21"/>
+          <w:lang w:eastAsia="en-GB"/>
+          <w14:ligatures w14:val="none"/>
+        </w:rPr>
+        <w:t>passwd riccardo</w:t>
+      </w:r>
+    </w:p>
+    <w:p>
+      <w:pPr>
+        <w:pStyle w:val="ListParagraph"/>
+        <w:ind w:left="2160"/>
+        <w:rPr>
+          <w:lang w:val="en-US"/>
+        </w:rPr>
+      </w:pPr>
     </w:p>
     <w:p>
       <w:pPr>
@@ -420,6 +521,15 @@
     <w:p>
       <w:pPr>
         <w:pStyle w:val="ListParagraph"/>
+        <w:ind w:left="2160"/>
+        <w:rPr>
+          <w:lang w:val="en-US"/>
+        </w:rPr>
+      </w:pPr>
+    </w:p>
+    <w:p>
+      <w:pPr>
+        <w:pStyle w:val="ListParagraph"/>
         <w:numPr>
           <w:ilvl w:val="1"/>
           <w:numId w:val="1"/>
@@ -572,75 +682,15 @@
     </w:p>
     <w:p>
       <w:pPr>
-        <w:pStyle w:val="ListParagraph"/>
-        <w:ind w:left="2160"/>
-        <w:rPr>
-          <w:lang w:val="en-US"/>
-        </w:rPr>
-      </w:pPr>
-      <w:r>
-        <w:rPr>
-          <w:lang w:val="en-US"/>
-        </w:rPr>
-        <w:t>If you need to reset sudo password:</w:t>
-      </w:r>
-    </w:p>
-    <w:p>
-      <w:pPr>
-        <w:pStyle w:val="ListParagraph"/>
-        <w:numPr>
-          <w:ilvl w:val="3"/>
-          <w:numId w:val="1"/>
-        </w:numPr>
-        <w:rPr>
-          <w:lang w:val="en-US"/>
-        </w:rPr>
-      </w:pPr>
-      <w:r>
-        <w:rPr>
-          <w:lang w:val="en-US"/>
-        </w:rPr>
-        <w:t>On Powershell:</w:t>
-      </w:r>
-    </w:p>
-    <w:p>
-      <w:pPr>
-        <w:shd w:val="clear" w:color="auto" w:fill="121314"/>
-        <w:spacing w:after="0" w:line="285" w:lineRule="atLeast"/>
-        <w:ind w:left="2880"/>
-        <w:rPr>
-          <w:rFonts w:ascii="Consolas" w:eastAsia="Times New Roman" w:hAnsi="Consolas" w:cs="Times New Roman"/>
-          <w:color w:val="BBBEBF"/>
-          <w:kern w:val="0"/>
-          <w:sz w:val="21"/>
-          <w:szCs w:val="21"/>
-          <w:lang w:eastAsia="en-GB"/>
-          <w14:ligatures w14:val="none"/>
-        </w:rPr>
-      </w:pPr>
-      <w:r>
-        <w:rPr>
-          <w:rFonts w:ascii="Consolas" w:eastAsia="Times New Roman" w:hAnsi="Consolas" w:cs="Times New Roman"/>
-          <w:color w:val="A5D6FF"/>
-          <w:kern w:val="0"/>
-          <w:sz w:val="21"/>
-          <w:szCs w:val="21"/>
-          <w:lang w:eastAsia="en-GB"/>
-          <w14:ligatures w14:val="none"/>
-        </w:rPr>
-        <w:t>wsl -u root</w:t>
-      </w:r>
-    </w:p>
-    <w:p>
-      <w:pPr>
-        <w:rPr>
-          <w:lang w:val="en-US"/>
-        </w:rPr>
-      </w:pPr>
-      <w:r>
-        <w:rPr>
-          <w:lang w:val="en-US"/>
-        </w:rPr>
+        <w:rPr>
+          <w:lang w:val="en-US"/>
+        </w:rPr>
+      </w:pPr>
+      <w:r>
+        <w:rPr>
+          <w:lang w:val="en-US"/>
+        </w:rPr>
+        <w:lastRenderedPageBreak/>
         <w:tab/>
       </w:r>
       <w:r>
@@ -678,7 +728,6 @@
         <w:rPr>
           <w:lang w:val="en-US"/>
         </w:rPr>
-        <w:lastRenderedPageBreak/>
         <w:t>Codex:</w:t>
       </w:r>
     </w:p>
@@ -851,7 +900,7 @@
       <w:pPr>
         <w:pStyle w:val="ListParagraph"/>
         <w:numPr>
-          <w:ilvl w:val="0"/>
+          <w:ilvl w:val="2"/>
           <w:numId w:val="1"/>
         </w:numPr>
         <w:rPr>
@@ -862,14 +911,26 @@
         <w:rPr>
           <w:lang w:val="en-US"/>
         </w:rPr>
-        <w:t>GitHub</w:t>
+        <w:t xml:space="preserve">We need to install docker, right now we have docker through snap which was probably installed by the Docker extension on VSCode, this gives </w:t>
+      </w:r>
+      <w:r>
+        <w:rPr>
+          <w:lang w:val="en-US"/>
+        </w:rPr>
+        <w:t>issues with my user not having permission to docker so</w:t>
+      </w:r>
+      <w:r>
+        <w:rPr>
+          <w:lang w:val="en-US"/>
+        </w:rPr>
+        <w:t>:</w:t>
       </w:r>
     </w:p>
     <w:p>
       <w:pPr>
         <w:pStyle w:val="ListParagraph"/>
         <w:numPr>
-          <w:ilvl w:val="1"/>
+          <w:ilvl w:val="2"/>
           <w:numId w:val="1"/>
         </w:numPr>
         <w:rPr>
@@ -880,22 +941,1577 @@
         <w:rPr>
           <w:lang w:val="en-US"/>
         </w:rPr>
-        <w:t xml:space="preserve">Created a github project </w:t>
-      </w:r>
-      <w:hyperlink r:id="rId7" w:history="1">
-        <w:r>
-          <w:rPr>
-            <w:rStyle w:val="Hyperlink"/>
-            <w:lang w:val="en-US"/>
-          </w:rPr>
-          <w:t>https://github.com/WyldcardTF/video-llm-dev</w:t>
-        </w:r>
-      </w:hyperlink>
-      <w:r>
-        <w:rPr>
-          <w:lang w:val="en-US"/>
+        <w:t>Remove snap docker</w:t>
+      </w:r>
+      <w:r>
+        <w:rPr>
+          <w:lang w:val="en-US"/>
+        </w:rPr>
+        <w:t>:</w:t>
+      </w:r>
+    </w:p>
+    <w:p>
+      <w:pPr>
+        <w:shd w:val="clear" w:color="auto" w:fill="121314"/>
+        <w:spacing w:after="0" w:line="285" w:lineRule="atLeast"/>
+        <w:ind w:left="2160"/>
+        <w:rPr>
+          <w:rFonts w:ascii="Consolas" w:eastAsia="Times New Roman" w:hAnsi="Consolas" w:cs="Times New Roman"/>
+          <w:color w:val="BBBEBF"/>
+          <w:kern w:val="0"/>
+          <w:sz w:val="21"/>
+          <w:szCs w:val="21"/>
+          <w:lang w:eastAsia="en-GB"/>
+          <w14:ligatures w14:val="none"/>
+        </w:rPr>
+      </w:pPr>
+      <w:r>
+        <w:rPr>
+          <w:rFonts w:ascii="Consolas" w:eastAsia="Times New Roman" w:hAnsi="Consolas" w:cs="Times New Roman"/>
+          <w:color w:val="4EC9B0"/>
+          <w:kern w:val="0"/>
+          <w:sz w:val="21"/>
+          <w:szCs w:val="21"/>
+          <w:lang w:eastAsia="en-GB"/>
+          <w14:ligatures w14:val="none"/>
+        </w:rPr>
+        <w:t>sudo</w:t>
+      </w:r>
+      <w:r>
+        <w:rPr>
+          <w:rFonts w:ascii="Consolas" w:eastAsia="Times New Roman" w:hAnsi="Consolas" w:cs="Times New Roman"/>
+          <w:color w:val="BBBEBF"/>
+          <w:kern w:val="0"/>
+          <w:sz w:val="21"/>
+          <w:szCs w:val="21"/>
+          <w:lang w:eastAsia="en-GB"/>
+          <w14:ligatures w14:val="none"/>
+        </w:rPr>
+        <w:t xml:space="preserve"> snap remove docker</w:t>
+      </w:r>
+    </w:p>
+    <w:p>
+      <w:pPr>
+        <w:shd w:val="clear" w:color="auto" w:fill="121314"/>
+        <w:spacing w:after="0" w:line="285" w:lineRule="atLeast"/>
+        <w:ind w:left="2160"/>
+        <w:rPr>
+          <w:rFonts w:ascii="Consolas" w:eastAsia="Times New Roman" w:hAnsi="Consolas" w:cs="Times New Roman"/>
+          <w:color w:val="BBBEBF"/>
+          <w:kern w:val="0"/>
+          <w:sz w:val="21"/>
+          <w:szCs w:val="21"/>
+          <w:lang w:eastAsia="en-GB"/>
+          <w14:ligatures w14:val="none"/>
+        </w:rPr>
+      </w:pPr>
+      <w:r>
+        <w:rPr>
+          <w:rFonts w:ascii="Consolas" w:eastAsia="Times New Roman" w:hAnsi="Consolas" w:cs="Times New Roman"/>
+          <w:color w:val="BBBEBF"/>
+          <w:kern w:val="0"/>
+          <w:sz w:val="21"/>
+          <w:szCs w:val="21"/>
+          <w:lang w:eastAsia="en-GB"/>
+          <w14:ligatures w14:val="none"/>
+        </w:rPr>
+        <w:t>hash -r</w:t>
+      </w:r>
+    </w:p>
+    <w:p>
+      <w:pPr>
+        <w:pStyle w:val="ListParagraph"/>
+        <w:ind w:left="2160"/>
+        <w:rPr>
+          <w:lang w:val="en-US"/>
+        </w:rPr>
+      </w:pPr>
+    </w:p>
+    <w:p>
+      <w:pPr>
+        <w:pStyle w:val="ListParagraph"/>
+        <w:numPr>
+          <w:ilvl w:val="2"/>
+          <w:numId w:val="1"/>
+        </w:numPr>
+        <w:rPr>
+          <w:lang w:val="en-US"/>
+        </w:rPr>
+      </w:pPr>
+      <w:r>
+        <w:rPr>
+          <w:lang w:val="en-US"/>
+        </w:rPr>
+        <w:t>Enable systemd in WSL:</w:t>
+      </w:r>
+    </w:p>
+    <w:p>
+      <w:pPr>
+        <w:shd w:val="clear" w:color="auto" w:fill="121314"/>
+        <w:spacing w:after="0" w:line="285" w:lineRule="atLeast"/>
+        <w:ind w:left="2160"/>
+        <w:rPr>
+          <w:rFonts w:ascii="Consolas" w:eastAsia="Times New Roman" w:hAnsi="Consolas" w:cs="Times New Roman"/>
+          <w:color w:val="BBBEBF"/>
+          <w:kern w:val="0"/>
+          <w:sz w:val="21"/>
+          <w:szCs w:val="21"/>
+          <w:lang w:eastAsia="en-GB"/>
+          <w14:ligatures w14:val="none"/>
+        </w:rPr>
+      </w:pPr>
+      <w:r>
+        <w:rPr>
+          <w:rFonts w:ascii="Consolas" w:eastAsia="Times New Roman" w:hAnsi="Consolas" w:cs="Times New Roman"/>
+          <w:color w:val="4EC9B0"/>
+          <w:kern w:val="0"/>
+          <w:sz w:val="21"/>
+          <w:szCs w:val="21"/>
+          <w:lang w:eastAsia="en-GB"/>
+          <w14:ligatures w14:val="none"/>
+        </w:rPr>
+        <w:t>sudo</w:t>
+      </w:r>
+      <w:r>
+        <w:rPr>
+          <w:rFonts w:ascii="Consolas" w:eastAsia="Times New Roman" w:hAnsi="Consolas" w:cs="Times New Roman"/>
+          <w:color w:val="BBBEBF"/>
+          <w:kern w:val="0"/>
+          <w:sz w:val="21"/>
+          <w:szCs w:val="21"/>
+          <w:lang w:eastAsia="en-GB"/>
+          <w14:ligatures w14:val="none"/>
+        </w:rPr>
+        <w:t xml:space="preserve"> nano </w:t>
+      </w:r>
+      <w:r>
+        <w:rPr>
+          <w:rFonts w:ascii="Consolas" w:eastAsia="Times New Roman" w:hAnsi="Consolas" w:cs="Times New Roman"/>
+          <w:color w:val="A5D6FF"/>
+          <w:kern w:val="0"/>
+          <w:sz w:val="21"/>
+          <w:szCs w:val="21"/>
+          <w:lang w:eastAsia="en-GB"/>
+          <w14:ligatures w14:val="none"/>
+        </w:rPr>
+        <w:t>/etc/wsl.conf</w:t>
+      </w:r>
+    </w:p>
+    <w:p>
+      <w:pPr>
+        <w:ind w:left="2160"/>
+        <w:rPr>
+          <w:lang w:val="en-US"/>
+        </w:rPr>
+      </w:pPr>
+      <w:r>
+        <w:rPr>
+          <w:lang w:val="en-US"/>
+        </w:rPr>
+        <w:t>make sure this is in the file</w:t>
+      </w:r>
+      <w:r>
+        <w:rPr>
+          <w:lang w:val="en-US"/>
+        </w:rPr>
+        <w:t>:</w:t>
+      </w:r>
+    </w:p>
+    <w:p>
+      <w:pPr>
+        <w:shd w:val="clear" w:color="auto" w:fill="121314"/>
+        <w:spacing w:after="0" w:line="285" w:lineRule="atLeast"/>
+        <w:ind w:left="2160"/>
+        <w:rPr>
+          <w:rFonts w:ascii="Consolas" w:eastAsia="Times New Roman" w:hAnsi="Consolas" w:cs="Times New Roman"/>
+          <w:color w:val="BBBEBF"/>
+          <w:kern w:val="0"/>
+          <w:sz w:val="21"/>
+          <w:szCs w:val="21"/>
+          <w:lang w:eastAsia="en-GB"/>
+          <w14:ligatures w14:val="none"/>
+        </w:rPr>
+      </w:pPr>
+      <w:r>
+        <w:rPr>
+          <w:rFonts w:ascii="Consolas" w:eastAsia="Times New Roman" w:hAnsi="Consolas" w:cs="Times New Roman"/>
+          <w:color w:val="BBBEBF"/>
+          <w:kern w:val="0"/>
+          <w:sz w:val="21"/>
+          <w:szCs w:val="21"/>
+          <w:lang w:eastAsia="en-GB"/>
+          <w14:ligatures w14:val="none"/>
+        </w:rPr>
+        <w:t>[</w:t>
+      </w:r>
+      <w:r>
+        <w:rPr>
+          <w:rFonts w:ascii="Consolas" w:eastAsia="Times New Roman" w:hAnsi="Consolas" w:cs="Times New Roman"/>
+          <w:color w:val="7EE787"/>
+          <w:kern w:val="0"/>
+          <w:sz w:val="21"/>
+          <w:szCs w:val="21"/>
+          <w:lang w:eastAsia="en-GB"/>
+          <w14:ligatures w14:val="none"/>
+        </w:rPr>
+        <w:t>boot</w:t>
+      </w:r>
+      <w:r>
+        <w:rPr>
+          <w:rFonts w:ascii="Consolas" w:eastAsia="Times New Roman" w:hAnsi="Consolas" w:cs="Times New Roman"/>
+          <w:color w:val="BBBEBF"/>
+          <w:kern w:val="0"/>
+          <w:sz w:val="21"/>
+          <w:szCs w:val="21"/>
+          <w:lang w:eastAsia="en-GB"/>
+          <w14:ligatures w14:val="none"/>
+        </w:rPr>
+        <w:t>]</w:t>
+      </w:r>
+    </w:p>
+    <w:p>
+      <w:pPr>
+        <w:shd w:val="clear" w:color="auto" w:fill="121314"/>
+        <w:spacing w:after="0" w:line="285" w:lineRule="atLeast"/>
+        <w:ind w:left="2160"/>
+        <w:rPr>
+          <w:rFonts w:ascii="Consolas" w:eastAsia="Times New Roman" w:hAnsi="Consolas" w:cs="Times New Roman"/>
+          <w:color w:val="BBBEBF"/>
+          <w:kern w:val="0"/>
+          <w:sz w:val="21"/>
+          <w:szCs w:val="21"/>
+          <w:lang w:eastAsia="en-GB"/>
+          <w14:ligatures w14:val="none"/>
+        </w:rPr>
+      </w:pPr>
+      <w:r>
+        <w:rPr>
+          <w:rFonts w:ascii="Consolas" w:eastAsia="Times New Roman" w:hAnsi="Consolas" w:cs="Times New Roman"/>
+          <w:color w:val="4EC9B0"/>
+          <w:kern w:val="0"/>
+          <w:sz w:val="21"/>
+          <w:szCs w:val="21"/>
+          <w:lang w:eastAsia="en-GB"/>
+          <w14:ligatures w14:val="none"/>
+        </w:rPr>
+        <w:t>systemd</w:t>
+      </w:r>
+      <w:r>
+        <w:rPr>
+          <w:rFonts w:ascii="Consolas" w:eastAsia="Times New Roman" w:hAnsi="Consolas" w:cs="Times New Roman"/>
+          <w:color w:val="BBBEBF"/>
+          <w:kern w:val="0"/>
+          <w:sz w:val="21"/>
+          <w:szCs w:val="21"/>
+          <w:lang w:eastAsia="en-GB"/>
+          <w14:ligatures w14:val="none"/>
+        </w:rPr>
+        <w:t>=true</w:t>
+      </w:r>
+    </w:p>
+    <w:p>
+      <w:pPr>
+        <w:pStyle w:val="ListParagraph"/>
+        <w:numPr>
+          <w:ilvl w:val="2"/>
+          <w:numId w:val="1"/>
+        </w:numPr>
+        <w:rPr>
+          <w:lang w:val="en-US"/>
+        </w:rPr>
+      </w:pPr>
+      <w:r>
+        <w:rPr>
+          <w:lang w:val="en-US"/>
+        </w:rPr>
+        <w:t>from Windows PowerShell:</w:t>
+      </w:r>
+    </w:p>
+    <w:p>
+      <w:pPr>
+        <w:shd w:val="clear" w:color="auto" w:fill="121314"/>
+        <w:spacing w:after="0" w:line="285" w:lineRule="atLeast"/>
+        <w:ind w:left="2160"/>
+        <w:rPr>
+          <w:rFonts w:ascii="Consolas" w:eastAsia="Times New Roman" w:hAnsi="Consolas" w:cs="Times New Roman"/>
+          <w:color w:val="BBBEBF"/>
+          <w:kern w:val="0"/>
+          <w:sz w:val="21"/>
+          <w:szCs w:val="21"/>
+          <w:lang w:eastAsia="en-GB"/>
+          <w14:ligatures w14:val="none"/>
+        </w:rPr>
+      </w:pPr>
+      <w:r>
+        <w:rPr>
+          <w:rFonts w:ascii="Consolas" w:eastAsia="Times New Roman" w:hAnsi="Consolas" w:cs="Times New Roman"/>
+          <w:color w:val="4EC9B0"/>
+          <w:kern w:val="0"/>
+          <w:sz w:val="21"/>
+          <w:szCs w:val="21"/>
+          <w:lang w:eastAsia="en-GB"/>
+          <w14:ligatures w14:val="none"/>
+        </w:rPr>
+        <w:t>wsl</w:t>
+      </w:r>
+      <w:r>
+        <w:rPr>
+          <w:rFonts w:ascii="Consolas" w:eastAsia="Times New Roman" w:hAnsi="Consolas" w:cs="Times New Roman"/>
+          <w:color w:val="BBBEBF"/>
+          <w:kern w:val="0"/>
+          <w:sz w:val="21"/>
+          <w:szCs w:val="21"/>
+          <w:lang w:eastAsia="en-GB"/>
+          <w14:ligatures w14:val="none"/>
         </w:rPr>
         <w:t xml:space="preserve"> </w:t>
+      </w:r>
+      <w:r>
+        <w:rPr>
+          <w:rFonts w:ascii="Consolas" w:eastAsia="Times New Roman" w:hAnsi="Consolas" w:cs="Times New Roman"/>
+          <w:color w:val="9CDCFE"/>
+          <w:kern w:val="0"/>
+          <w:sz w:val="21"/>
+          <w:szCs w:val="21"/>
+          <w:lang w:eastAsia="en-GB"/>
+          <w14:ligatures w14:val="none"/>
+        </w:rPr>
+        <w:t>–</w:t>
+      </w:r>
+      <w:r>
+        <w:rPr>
+          <w:rFonts w:ascii="Consolas" w:eastAsia="Times New Roman" w:hAnsi="Consolas" w:cs="Times New Roman"/>
+          <w:color w:val="9CDCFE"/>
+          <w:kern w:val="0"/>
+          <w:sz w:val="21"/>
+          <w:szCs w:val="21"/>
+          <w:lang w:eastAsia="en-GB"/>
+          <w14:ligatures w14:val="none"/>
+        </w:rPr>
+        <w:t>shutdown</w:t>
+      </w:r>
+    </w:p>
+    <w:p>
+      <w:pPr>
+        <w:pStyle w:val="ListParagraph"/>
+        <w:numPr>
+          <w:ilvl w:val="2"/>
+          <w:numId w:val="1"/>
+        </w:numPr>
+        <w:rPr>
+          <w:lang w:val="en-US"/>
+        </w:rPr>
+      </w:pPr>
+      <w:r>
+        <w:rPr>
+          <w:lang w:val="en-US"/>
+        </w:rPr>
+        <w:t>Now Reopen WSL</w:t>
+      </w:r>
+      <w:r>
+        <w:rPr>
+          <w:lang w:val="en-US"/>
+        </w:rPr>
+        <w:t xml:space="preserve"> and run:</w:t>
+      </w:r>
+    </w:p>
+    <w:p>
+      <w:pPr>
+        <w:shd w:val="clear" w:color="auto" w:fill="121314"/>
+        <w:spacing w:after="0" w:line="285" w:lineRule="atLeast"/>
+        <w:ind w:left="2160"/>
+        <w:rPr>
+          <w:rFonts w:ascii="Consolas" w:eastAsia="Times New Roman" w:hAnsi="Consolas" w:cs="Times New Roman"/>
+          <w:color w:val="BBBEBF"/>
+          <w:kern w:val="0"/>
+          <w:sz w:val="21"/>
+          <w:szCs w:val="21"/>
+          <w:lang w:eastAsia="en-GB"/>
+          <w14:ligatures w14:val="none"/>
+        </w:rPr>
+      </w:pPr>
+      <w:r>
+        <w:rPr>
+          <w:rFonts w:ascii="Consolas" w:eastAsia="Times New Roman" w:hAnsi="Consolas" w:cs="Times New Roman"/>
+          <w:color w:val="4EC9B0"/>
+          <w:kern w:val="0"/>
+          <w:sz w:val="21"/>
+          <w:szCs w:val="21"/>
+          <w:lang w:eastAsia="en-GB"/>
+          <w14:ligatures w14:val="none"/>
+        </w:rPr>
+        <w:t>sudo</w:t>
+      </w:r>
+      <w:r>
+        <w:rPr>
+          <w:rFonts w:ascii="Consolas" w:eastAsia="Times New Roman" w:hAnsi="Consolas" w:cs="Times New Roman"/>
+          <w:color w:val="BBBEBF"/>
+          <w:kern w:val="0"/>
+          <w:sz w:val="21"/>
+          <w:szCs w:val="21"/>
+          <w:lang w:eastAsia="en-GB"/>
+          <w14:ligatures w14:val="none"/>
+        </w:rPr>
+        <w:t xml:space="preserve"> apt update</w:t>
+      </w:r>
+    </w:p>
+    <w:p>
+      <w:pPr>
+        <w:shd w:val="clear" w:color="auto" w:fill="121314"/>
+        <w:spacing w:after="0" w:line="285" w:lineRule="atLeast"/>
+        <w:ind w:left="2160"/>
+        <w:rPr>
+          <w:rFonts w:ascii="Consolas" w:eastAsia="Times New Roman" w:hAnsi="Consolas" w:cs="Times New Roman"/>
+          <w:color w:val="BBBEBF"/>
+          <w:kern w:val="0"/>
+          <w:sz w:val="21"/>
+          <w:szCs w:val="21"/>
+          <w:lang w:eastAsia="en-GB"/>
+          <w14:ligatures w14:val="none"/>
+        </w:rPr>
+      </w:pPr>
+      <w:r>
+        <w:rPr>
+          <w:rFonts w:ascii="Consolas" w:eastAsia="Times New Roman" w:hAnsi="Consolas" w:cs="Times New Roman"/>
+          <w:color w:val="4EC9B0"/>
+          <w:kern w:val="0"/>
+          <w:sz w:val="21"/>
+          <w:szCs w:val="21"/>
+          <w:lang w:eastAsia="en-GB"/>
+          <w14:ligatures w14:val="none"/>
+        </w:rPr>
+        <w:t>sudo</w:t>
+      </w:r>
+      <w:r>
+        <w:rPr>
+          <w:rFonts w:ascii="Consolas" w:eastAsia="Times New Roman" w:hAnsi="Consolas" w:cs="Times New Roman"/>
+          <w:color w:val="BBBEBF"/>
+          <w:kern w:val="0"/>
+          <w:sz w:val="21"/>
+          <w:szCs w:val="21"/>
+          <w:lang w:eastAsia="en-GB"/>
+          <w14:ligatures w14:val="none"/>
+        </w:rPr>
+        <w:t xml:space="preserve"> apt install </w:t>
+      </w:r>
+      <w:r>
+        <w:rPr>
+          <w:rFonts w:ascii="Consolas" w:eastAsia="Times New Roman" w:hAnsi="Consolas" w:cs="Times New Roman"/>
+          <w:color w:val="9CDCFE"/>
+          <w:kern w:val="0"/>
+          <w:sz w:val="21"/>
+          <w:szCs w:val="21"/>
+          <w:lang w:eastAsia="en-GB"/>
+          <w14:ligatures w14:val="none"/>
+        </w:rPr>
+        <w:t>-y</w:t>
+      </w:r>
+      <w:r>
+        <w:rPr>
+          <w:rFonts w:ascii="Consolas" w:eastAsia="Times New Roman" w:hAnsi="Consolas" w:cs="Times New Roman"/>
+          <w:color w:val="BBBEBF"/>
+          <w:kern w:val="0"/>
+          <w:sz w:val="21"/>
+          <w:szCs w:val="21"/>
+          <w:lang w:eastAsia="en-GB"/>
+          <w14:ligatures w14:val="none"/>
+        </w:rPr>
+        <w:t xml:space="preserve"> ca</w:t>
+      </w:r>
+      <w:r>
+        <w:rPr>
+          <w:rFonts w:ascii="Consolas" w:eastAsia="Times New Roman" w:hAnsi="Consolas" w:cs="Times New Roman"/>
+          <w:color w:val="9CDCFE"/>
+          <w:kern w:val="0"/>
+          <w:sz w:val="21"/>
+          <w:szCs w:val="21"/>
+          <w:lang w:eastAsia="en-GB"/>
+          <w14:ligatures w14:val="none"/>
+        </w:rPr>
+        <w:t>-certificates</w:t>
+      </w:r>
+      <w:r>
+        <w:rPr>
+          <w:rFonts w:ascii="Consolas" w:eastAsia="Times New Roman" w:hAnsi="Consolas" w:cs="Times New Roman"/>
+          <w:color w:val="BBBEBF"/>
+          <w:kern w:val="0"/>
+          <w:sz w:val="21"/>
+          <w:szCs w:val="21"/>
+          <w:lang w:eastAsia="en-GB"/>
+          <w14:ligatures w14:val="none"/>
+        </w:rPr>
+        <w:t xml:space="preserve"> curl</w:t>
+      </w:r>
+    </w:p>
+    <w:p>
+      <w:pPr>
+        <w:shd w:val="clear" w:color="auto" w:fill="121314"/>
+        <w:spacing w:after="0" w:line="285" w:lineRule="atLeast"/>
+        <w:ind w:left="2160"/>
+        <w:rPr>
+          <w:rFonts w:ascii="Consolas" w:eastAsia="Times New Roman" w:hAnsi="Consolas" w:cs="Times New Roman"/>
+          <w:color w:val="BBBEBF"/>
+          <w:kern w:val="0"/>
+          <w:sz w:val="21"/>
+          <w:szCs w:val="21"/>
+          <w:lang w:eastAsia="en-GB"/>
+          <w14:ligatures w14:val="none"/>
+        </w:rPr>
+      </w:pPr>
+      <w:r>
+        <w:rPr>
+          <w:rFonts w:ascii="Consolas" w:eastAsia="Times New Roman" w:hAnsi="Consolas" w:cs="Times New Roman"/>
+          <w:color w:val="4EC9B0"/>
+          <w:kern w:val="0"/>
+          <w:sz w:val="21"/>
+          <w:szCs w:val="21"/>
+          <w:lang w:eastAsia="en-GB"/>
+          <w14:ligatures w14:val="none"/>
+        </w:rPr>
+        <w:t>sudo</w:t>
+      </w:r>
+      <w:r>
+        <w:rPr>
+          <w:rFonts w:ascii="Consolas" w:eastAsia="Times New Roman" w:hAnsi="Consolas" w:cs="Times New Roman"/>
+          <w:color w:val="BBBEBF"/>
+          <w:kern w:val="0"/>
+          <w:sz w:val="21"/>
+          <w:szCs w:val="21"/>
+          <w:lang w:eastAsia="en-GB"/>
+          <w14:ligatures w14:val="none"/>
+        </w:rPr>
+        <w:t xml:space="preserve"> install </w:t>
+      </w:r>
+      <w:r>
+        <w:rPr>
+          <w:rFonts w:ascii="Consolas" w:eastAsia="Times New Roman" w:hAnsi="Consolas" w:cs="Times New Roman"/>
+          <w:color w:val="9CDCFE"/>
+          <w:kern w:val="0"/>
+          <w:sz w:val="21"/>
+          <w:szCs w:val="21"/>
+          <w:lang w:eastAsia="en-GB"/>
+          <w14:ligatures w14:val="none"/>
+        </w:rPr>
+        <w:t>-m</w:t>
+      </w:r>
+      <w:r>
+        <w:rPr>
+          <w:rFonts w:ascii="Consolas" w:eastAsia="Times New Roman" w:hAnsi="Consolas" w:cs="Times New Roman"/>
+          <w:color w:val="BBBEBF"/>
+          <w:kern w:val="0"/>
+          <w:sz w:val="21"/>
+          <w:szCs w:val="21"/>
+          <w:lang w:eastAsia="en-GB"/>
+          <w14:ligatures w14:val="none"/>
+        </w:rPr>
+        <w:t xml:space="preserve"> 0755 </w:t>
+      </w:r>
+      <w:r>
+        <w:rPr>
+          <w:rFonts w:ascii="Consolas" w:eastAsia="Times New Roman" w:hAnsi="Consolas" w:cs="Times New Roman"/>
+          <w:color w:val="9CDCFE"/>
+          <w:kern w:val="0"/>
+          <w:sz w:val="21"/>
+          <w:szCs w:val="21"/>
+          <w:lang w:eastAsia="en-GB"/>
+          <w14:ligatures w14:val="none"/>
+        </w:rPr>
+        <w:t>-d</w:t>
+      </w:r>
+      <w:r>
+        <w:rPr>
+          <w:rFonts w:ascii="Consolas" w:eastAsia="Times New Roman" w:hAnsi="Consolas" w:cs="Times New Roman"/>
+          <w:color w:val="BBBEBF"/>
+          <w:kern w:val="0"/>
+          <w:sz w:val="21"/>
+          <w:szCs w:val="21"/>
+          <w:lang w:eastAsia="en-GB"/>
+          <w14:ligatures w14:val="none"/>
+        </w:rPr>
+        <w:t xml:space="preserve"> </w:t>
+      </w:r>
+      <w:r>
+        <w:rPr>
+          <w:rFonts w:ascii="Consolas" w:eastAsia="Times New Roman" w:hAnsi="Consolas" w:cs="Times New Roman"/>
+          <w:color w:val="A5D6FF"/>
+          <w:kern w:val="0"/>
+          <w:sz w:val="21"/>
+          <w:szCs w:val="21"/>
+          <w:lang w:eastAsia="en-GB"/>
+          <w14:ligatures w14:val="none"/>
+        </w:rPr>
+        <w:t>/etc/apt/keyrings</w:t>
+      </w:r>
+    </w:p>
+    <w:p>
+      <w:pPr>
+        <w:shd w:val="clear" w:color="auto" w:fill="121314"/>
+        <w:spacing w:after="0" w:line="285" w:lineRule="atLeast"/>
+        <w:ind w:left="2160"/>
+        <w:rPr>
+          <w:rFonts w:ascii="Consolas" w:eastAsia="Times New Roman" w:hAnsi="Consolas" w:cs="Times New Roman"/>
+          <w:color w:val="BBBEBF"/>
+          <w:kern w:val="0"/>
+          <w:sz w:val="21"/>
+          <w:szCs w:val="21"/>
+          <w:lang w:eastAsia="en-GB"/>
+          <w14:ligatures w14:val="none"/>
+        </w:rPr>
+      </w:pPr>
+      <w:r>
+        <w:rPr>
+          <w:rFonts w:ascii="Consolas" w:eastAsia="Times New Roman" w:hAnsi="Consolas" w:cs="Times New Roman"/>
+          <w:color w:val="4EC9B0"/>
+          <w:kern w:val="0"/>
+          <w:sz w:val="21"/>
+          <w:szCs w:val="21"/>
+          <w:lang w:eastAsia="en-GB"/>
+          <w14:ligatures w14:val="none"/>
+        </w:rPr>
+        <w:t>sudo</w:t>
+      </w:r>
+      <w:r>
+        <w:rPr>
+          <w:rFonts w:ascii="Consolas" w:eastAsia="Times New Roman" w:hAnsi="Consolas" w:cs="Times New Roman"/>
+          <w:color w:val="BBBEBF"/>
+          <w:kern w:val="0"/>
+          <w:sz w:val="21"/>
+          <w:szCs w:val="21"/>
+          <w:lang w:eastAsia="en-GB"/>
+          <w14:ligatures w14:val="none"/>
+        </w:rPr>
+        <w:t xml:space="preserve"> curl </w:t>
+      </w:r>
+      <w:r>
+        <w:rPr>
+          <w:rFonts w:ascii="Consolas" w:eastAsia="Times New Roman" w:hAnsi="Consolas" w:cs="Times New Roman"/>
+          <w:color w:val="9CDCFE"/>
+          <w:kern w:val="0"/>
+          <w:sz w:val="21"/>
+          <w:szCs w:val="21"/>
+          <w:lang w:eastAsia="en-GB"/>
+          <w14:ligatures w14:val="none"/>
+        </w:rPr>
+        <w:t>-fsSL</w:t>
+      </w:r>
+      <w:r>
+        <w:rPr>
+          <w:rFonts w:ascii="Consolas" w:eastAsia="Times New Roman" w:hAnsi="Consolas" w:cs="Times New Roman"/>
+          <w:color w:val="BBBEBF"/>
+          <w:kern w:val="0"/>
+          <w:sz w:val="21"/>
+          <w:szCs w:val="21"/>
+          <w:lang w:eastAsia="en-GB"/>
+          <w14:ligatures w14:val="none"/>
+        </w:rPr>
+        <w:t xml:space="preserve"> </w:t>
+      </w:r>
+      <w:r>
+        <w:rPr>
+          <w:rFonts w:ascii="Consolas" w:eastAsia="Times New Roman" w:hAnsi="Consolas" w:cs="Times New Roman"/>
+          <w:color w:val="A5D6FF"/>
+          <w:kern w:val="0"/>
+          <w:sz w:val="21"/>
+          <w:szCs w:val="21"/>
+          <w:lang w:eastAsia="en-GB"/>
+          <w14:ligatures w14:val="none"/>
+        </w:rPr>
+        <w:t>https://download.docker.com/linux/ubuntu/gpg</w:t>
+      </w:r>
+      <w:r>
+        <w:rPr>
+          <w:rFonts w:ascii="Consolas" w:eastAsia="Times New Roman" w:hAnsi="Consolas" w:cs="Times New Roman"/>
+          <w:color w:val="BBBEBF"/>
+          <w:kern w:val="0"/>
+          <w:sz w:val="21"/>
+          <w:szCs w:val="21"/>
+          <w:lang w:eastAsia="en-GB"/>
+          <w14:ligatures w14:val="none"/>
+        </w:rPr>
+        <w:t xml:space="preserve"> </w:t>
+      </w:r>
+      <w:r>
+        <w:rPr>
+          <w:rFonts w:ascii="Consolas" w:eastAsia="Times New Roman" w:hAnsi="Consolas" w:cs="Times New Roman"/>
+          <w:color w:val="9CDCFE"/>
+          <w:kern w:val="0"/>
+          <w:sz w:val="21"/>
+          <w:szCs w:val="21"/>
+          <w:lang w:eastAsia="en-GB"/>
+          <w14:ligatures w14:val="none"/>
+        </w:rPr>
+        <w:t>-o</w:t>
+      </w:r>
+      <w:r>
+        <w:rPr>
+          <w:rFonts w:ascii="Consolas" w:eastAsia="Times New Roman" w:hAnsi="Consolas" w:cs="Times New Roman"/>
+          <w:color w:val="BBBEBF"/>
+          <w:kern w:val="0"/>
+          <w:sz w:val="21"/>
+          <w:szCs w:val="21"/>
+          <w:lang w:eastAsia="en-GB"/>
+          <w14:ligatures w14:val="none"/>
+        </w:rPr>
+        <w:t xml:space="preserve"> </w:t>
+      </w:r>
+      <w:r>
+        <w:rPr>
+          <w:rFonts w:ascii="Consolas" w:eastAsia="Times New Roman" w:hAnsi="Consolas" w:cs="Times New Roman"/>
+          <w:color w:val="A5D6FF"/>
+          <w:kern w:val="0"/>
+          <w:sz w:val="21"/>
+          <w:szCs w:val="21"/>
+          <w:lang w:eastAsia="en-GB"/>
+          <w14:ligatures w14:val="none"/>
+        </w:rPr>
+        <w:t>/etc/apt/keyrings/docker.asc</w:t>
+      </w:r>
+    </w:p>
+    <w:p>
+      <w:pPr>
+        <w:shd w:val="clear" w:color="auto" w:fill="121314"/>
+        <w:spacing w:after="0" w:line="285" w:lineRule="atLeast"/>
+        <w:ind w:left="2160"/>
+        <w:rPr>
+          <w:rFonts w:ascii="Consolas" w:eastAsia="Times New Roman" w:hAnsi="Consolas" w:cs="Times New Roman"/>
+          <w:color w:val="BBBEBF"/>
+          <w:kern w:val="0"/>
+          <w:sz w:val="21"/>
+          <w:szCs w:val="21"/>
+          <w:lang w:eastAsia="en-GB"/>
+          <w14:ligatures w14:val="none"/>
+        </w:rPr>
+      </w:pPr>
+      <w:r>
+        <w:rPr>
+          <w:rFonts w:ascii="Consolas" w:eastAsia="Times New Roman" w:hAnsi="Consolas" w:cs="Times New Roman"/>
+          <w:color w:val="4EC9B0"/>
+          <w:kern w:val="0"/>
+          <w:sz w:val="21"/>
+          <w:szCs w:val="21"/>
+          <w:lang w:eastAsia="en-GB"/>
+          <w14:ligatures w14:val="none"/>
+        </w:rPr>
+        <w:t>sudo</w:t>
+      </w:r>
+      <w:r>
+        <w:rPr>
+          <w:rFonts w:ascii="Consolas" w:eastAsia="Times New Roman" w:hAnsi="Consolas" w:cs="Times New Roman"/>
+          <w:color w:val="BBBEBF"/>
+          <w:kern w:val="0"/>
+          <w:sz w:val="21"/>
+          <w:szCs w:val="21"/>
+          <w:lang w:eastAsia="en-GB"/>
+          <w14:ligatures w14:val="none"/>
+        </w:rPr>
+        <w:t xml:space="preserve"> chmod a+r </w:t>
+      </w:r>
+      <w:r>
+        <w:rPr>
+          <w:rFonts w:ascii="Consolas" w:eastAsia="Times New Roman" w:hAnsi="Consolas" w:cs="Times New Roman"/>
+          <w:color w:val="A5D6FF"/>
+          <w:kern w:val="0"/>
+          <w:sz w:val="21"/>
+          <w:szCs w:val="21"/>
+          <w:lang w:eastAsia="en-GB"/>
+          <w14:ligatures w14:val="none"/>
+        </w:rPr>
+        <w:t>/etc/apt/keyrings/docker.asc</w:t>
+      </w:r>
+    </w:p>
+    <w:p>
+      <w:pPr>
+        <w:shd w:val="clear" w:color="auto" w:fill="121314"/>
+        <w:spacing w:after="0" w:line="285" w:lineRule="atLeast"/>
+        <w:ind w:left="2160"/>
+        <w:rPr>
+          <w:rFonts w:ascii="Consolas" w:eastAsia="Times New Roman" w:hAnsi="Consolas" w:cs="Times New Roman"/>
+          <w:color w:val="BBBEBF"/>
+          <w:kern w:val="0"/>
+          <w:sz w:val="21"/>
+          <w:szCs w:val="21"/>
+          <w:lang w:eastAsia="en-GB"/>
+          <w14:ligatures w14:val="none"/>
+        </w:rPr>
+      </w:pPr>
+      <w:r>
+        <w:rPr>
+          <w:rFonts w:ascii="Consolas" w:eastAsia="Times New Roman" w:hAnsi="Consolas" w:cs="Times New Roman"/>
+          <w:color w:val="4EC9B0"/>
+          <w:kern w:val="0"/>
+          <w:sz w:val="21"/>
+          <w:szCs w:val="21"/>
+          <w:lang w:eastAsia="en-GB"/>
+          <w14:ligatures w14:val="none"/>
+        </w:rPr>
+        <w:t>echo</w:t>
+      </w:r>
+      <w:r>
+        <w:rPr>
+          <w:rFonts w:ascii="Consolas" w:eastAsia="Times New Roman" w:hAnsi="Consolas" w:cs="Times New Roman"/>
+          <w:color w:val="BBBEBF"/>
+          <w:kern w:val="0"/>
+          <w:sz w:val="21"/>
+          <w:szCs w:val="21"/>
+          <w:lang w:eastAsia="en-GB"/>
+          <w14:ligatures w14:val="none"/>
+        </w:rPr>
+        <w:t xml:space="preserve"> </w:t>
+      </w:r>
+      <w:r>
+        <w:rPr>
+          <w:rFonts w:ascii="Consolas" w:eastAsia="Times New Roman" w:hAnsi="Consolas" w:cs="Times New Roman"/>
+          <w:color w:val="A5D6FF"/>
+          <w:kern w:val="0"/>
+          <w:sz w:val="21"/>
+          <w:szCs w:val="21"/>
+          <w:lang w:eastAsia="en-GB"/>
+          <w14:ligatures w14:val="none"/>
+        </w:rPr>
+        <w:t>"deb [arch=$(dpkg --print-architecture) signed-by=/etc/apt/keyrings/docker.asc] https://download.docker.com/linux/ubuntu $(. /etc/os-release &amp;&amp; echo ${UBUNTU_CODENAME:-$VERSION_CODENAME}) stable"</w:t>
+      </w:r>
+      <w:r>
+        <w:rPr>
+          <w:rFonts w:ascii="Consolas" w:eastAsia="Times New Roman" w:hAnsi="Consolas" w:cs="Times New Roman"/>
+          <w:color w:val="BBBEBF"/>
+          <w:kern w:val="0"/>
+          <w:sz w:val="21"/>
+          <w:szCs w:val="21"/>
+          <w:lang w:eastAsia="en-GB"/>
+          <w14:ligatures w14:val="none"/>
+        </w:rPr>
+        <w:t xml:space="preserve"> | sudo tee </w:t>
+      </w:r>
+      <w:r>
+        <w:rPr>
+          <w:rFonts w:ascii="Consolas" w:eastAsia="Times New Roman" w:hAnsi="Consolas" w:cs="Times New Roman"/>
+          <w:color w:val="A5D6FF"/>
+          <w:kern w:val="0"/>
+          <w:sz w:val="21"/>
+          <w:szCs w:val="21"/>
+          <w:lang w:eastAsia="en-GB"/>
+          <w14:ligatures w14:val="none"/>
+        </w:rPr>
+        <w:t>/etc/apt/sources.list.d/docker.list</w:t>
+      </w:r>
+      <w:r>
+        <w:rPr>
+          <w:rFonts w:ascii="Consolas" w:eastAsia="Times New Roman" w:hAnsi="Consolas" w:cs="Times New Roman"/>
+          <w:color w:val="BBBEBF"/>
+          <w:kern w:val="0"/>
+          <w:sz w:val="21"/>
+          <w:szCs w:val="21"/>
+          <w:lang w:eastAsia="en-GB"/>
+          <w14:ligatures w14:val="none"/>
+        </w:rPr>
+        <w:t xml:space="preserve"> &gt; </w:t>
+      </w:r>
+      <w:r>
+        <w:rPr>
+          <w:rFonts w:ascii="Consolas" w:eastAsia="Times New Roman" w:hAnsi="Consolas" w:cs="Times New Roman"/>
+          <w:color w:val="A5D6FF"/>
+          <w:kern w:val="0"/>
+          <w:sz w:val="21"/>
+          <w:szCs w:val="21"/>
+          <w:lang w:eastAsia="en-GB"/>
+          <w14:ligatures w14:val="none"/>
+        </w:rPr>
+        <w:t>/dev/null</w:t>
+      </w:r>
+    </w:p>
+    <w:p>
+      <w:pPr>
+        <w:shd w:val="clear" w:color="auto" w:fill="121314"/>
+        <w:spacing w:after="0" w:line="285" w:lineRule="atLeast"/>
+        <w:ind w:left="2160"/>
+        <w:rPr>
+          <w:rFonts w:ascii="Consolas" w:eastAsia="Times New Roman" w:hAnsi="Consolas" w:cs="Times New Roman"/>
+          <w:color w:val="BBBEBF"/>
+          <w:kern w:val="0"/>
+          <w:sz w:val="21"/>
+          <w:szCs w:val="21"/>
+          <w:lang w:eastAsia="en-GB"/>
+          <w14:ligatures w14:val="none"/>
+        </w:rPr>
+      </w:pPr>
+      <w:r>
+        <w:rPr>
+          <w:rFonts w:ascii="Consolas" w:eastAsia="Times New Roman" w:hAnsi="Consolas" w:cs="Times New Roman"/>
+          <w:color w:val="4EC9B0"/>
+          <w:kern w:val="0"/>
+          <w:sz w:val="21"/>
+          <w:szCs w:val="21"/>
+          <w:lang w:eastAsia="en-GB"/>
+          <w14:ligatures w14:val="none"/>
+        </w:rPr>
+        <w:t>sudo</w:t>
+      </w:r>
+      <w:r>
+        <w:rPr>
+          <w:rFonts w:ascii="Consolas" w:eastAsia="Times New Roman" w:hAnsi="Consolas" w:cs="Times New Roman"/>
+          <w:color w:val="BBBEBF"/>
+          <w:kern w:val="0"/>
+          <w:sz w:val="21"/>
+          <w:szCs w:val="21"/>
+          <w:lang w:eastAsia="en-GB"/>
+          <w14:ligatures w14:val="none"/>
+        </w:rPr>
+        <w:t xml:space="preserve"> apt update</w:t>
+      </w:r>
+    </w:p>
+    <w:p>
+      <w:pPr>
+        <w:shd w:val="clear" w:color="auto" w:fill="121314"/>
+        <w:spacing w:after="0" w:line="285" w:lineRule="atLeast"/>
+        <w:ind w:left="2160"/>
+        <w:rPr>
+          <w:rFonts w:ascii="Consolas" w:eastAsia="Times New Roman" w:hAnsi="Consolas" w:cs="Times New Roman"/>
+          <w:color w:val="BBBEBF"/>
+          <w:kern w:val="0"/>
+          <w:sz w:val="21"/>
+          <w:szCs w:val="21"/>
+          <w:lang w:eastAsia="en-GB"/>
+          <w14:ligatures w14:val="none"/>
+        </w:rPr>
+      </w:pPr>
+      <w:r>
+        <w:rPr>
+          <w:rFonts w:ascii="Consolas" w:eastAsia="Times New Roman" w:hAnsi="Consolas" w:cs="Times New Roman"/>
+          <w:color w:val="4EC9B0"/>
+          <w:kern w:val="0"/>
+          <w:sz w:val="21"/>
+          <w:szCs w:val="21"/>
+          <w:lang w:eastAsia="en-GB"/>
+          <w14:ligatures w14:val="none"/>
+        </w:rPr>
+        <w:lastRenderedPageBreak/>
+        <w:t>sudo</w:t>
+      </w:r>
+      <w:r>
+        <w:rPr>
+          <w:rFonts w:ascii="Consolas" w:eastAsia="Times New Roman" w:hAnsi="Consolas" w:cs="Times New Roman"/>
+          <w:color w:val="BBBEBF"/>
+          <w:kern w:val="0"/>
+          <w:sz w:val="21"/>
+          <w:szCs w:val="21"/>
+          <w:lang w:eastAsia="en-GB"/>
+          <w14:ligatures w14:val="none"/>
+        </w:rPr>
+        <w:t xml:space="preserve"> apt install </w:t>
+      </w:r>
+      <w:r>
+        <w:rPr>
+          <w:rFonts w:ascii="Consolas" w:eastAsia="Times New Roman" w:hAnsi="Consolas" w:cs="Times New Roman"/>
+          <w:color w:val="9CDCFE"/>
+          <w:kern w:val="0"/>
+          <w:sz w:val="21"/>
+          <w:szCs w:val="21"/>
+          <w:lang w:eastAsia="en-GB"/>
+          <w14:ligatures w14:val="none"/>
+        </w:rPr>
+        <w:t>-y</w:t>
+      </w:r>
+      <w:r>
+        <w:rPr>
+          <w:rFonts w:ascii="Consolas" w:eastAsia="Times New Roman" w:hAnsi="Consolas" w:cs="Times New Roman"/>
+          <w:color w:val="BBBEBF"/>
+          <w:kern w:val="0"/>
+          <w:sz w:val="21"/>
+          <w:szCs w:val="21"/>
+          <w:lang w:eastAsia="en-GB"/>
+          <w14:ligatures w14:val="none"/>
+        </w:rPr>
+        <w:t xml:space="preserve"> docker</w:t>
+      </w:r>
+      <w:r>
+        <w:rPr>
+          <w:rFonts w:ascii="Consolas" w:eastAsia="Times New Roman" w:hAnsi="Consolas" w:cs="Times New Roman"/>
+          <w:color w:val="9CDCFE"/>
+          <w:kern w:val="0"/>
+          <w:sz w:val="21"/>
+          <w:szCs w:val="21"/>
+          <w:lang w:eastAsia="en-GB"/>
+          <w14:ligatures w14:val="none"/>
+        </w:rPr>
+        <w:t>-ce</w:t>
+      </w:r>
+      <w:r>
+        <w:rPr>
+          <w:rFonts w:ascii="Consolas" w:eastAsia="Times New Roman" w:hAnsi="Consolas" w:cs="Times New Roman"/>
+          <w:color w:val="BBBEBF"/>
+          <w:kern w:val="0"/>
+          <w:sz w:val="21"/>
+          <w:szCs w:val="21"/>
+          <w:lang w:eastAsia="en-GB"/>
+          <w14:ligatures w14:val="none"/>
+        </w:rPr>
+        <w:t xml:space="preserve"> docker</w:t>
+      </w:r>
+      <w:r>
+        <w:rPr>
+          <w:rFonts w:ascii="Consolas" w:eastAsia="Times New Roman" w:hAnsi="Consolas" w:cs="Times New Roman"/>
+          <w:color w:val="9CDCFE"/>
+          <w:kern w:val="0"/>
+          <w:sz w:val="21"/>
+          <w:szCs w:val="21"/>
+          <w:lang w:eastAsia="en-GB"/>
+          <w14:ligatures w14:val="none"/>
+        </w:rPr>
+        <w:t>-ce-cli</w:t>
+      </w:r>
+      <w:r>
+        <w:rPr>
+          <w:rFonts w:ascii="Consolas" w:eastAsia="Times New Roman" w:hAnsi="Consolas" w:cs="Times New Roman"/>
+          <w:color w:val="BBBEBF"/>
+          <w:kern w:val="0"/>
+          <w:sz w:val="21"/>
+          <w:szCs w:val="21"/>
+          <w:lang w:eastAsia="en-GB"/>
+          <w14:ligatures w14:val="none"/>
+        </w:rPr>
+        <w:t xml:space="preserve"> containerd.io docker</w:t>
+      </w:r>
+      <w:r>
+        <w:rPr>
+          <w:rFonts w:ascii="Consolas" w:eastAsia="Times New Roman" w:hAnsi="Consolas" w:cs="Times New Roman"/>
+          <w:color w:val="9CDCFE"/>
+          <w:kern w:val="0"/>
+          <w:sz w:val="21"/>
+          <w:szCs w:val="21"/>
+          <w:lang w:eastAsia="en-GB"/>
+          <w14:ligatures w14:val="none"/>
+        </w:rPr>
+        <w:t>-buildx-plugin</w:t>
+      </w:r>
+      <w:r>
+        <w:rPr>
+          <w:rFonts w:ascii="Consolas" w:eastAsia="Times New Roman" w:hAnsi="Consolas" w:cs="Times New Roman"/>
+          <w:color w:val="BBBEBF"/>
+          <w:kern w:val="0"/>
+          <w:sz w:val="21"/>
+          <w:szCs w:val="21"/>
+          <w:lang w:eastAsia="en-GB"/>
+          <w14:ligatures w14:val="none"/>
+        </w:rPr>
+        <w:t xml:space="preserve"> docker</w:t>
+      </w:r>
+      <w:r>
+        <w:rPr>
+          <w:rFonts w:ascii="Consolas" w:eastAsia="Times New Roman" w:hAnsi="Consolas" w:cs="Times New Roman"/>
+          <w:color w:val="9CDCFE"/>
+          <w:kern w:val="0"/>
+          <w:sz w:val="21"/>
+          <w:szCs w:val="21"/>
+          <w:lang w:eastAsia="en-GB"/>
+          <w14:ligatures w14:val="none"/>
+        </w:rPr>
+        <w:t>-compose-plugin</w:t>
+      </w:r>
+    </w:p>
+    <w:p>
+      <w:pPr>
+        <w:pStyle w:val="ListParagraph"/>
+        <w:ind w:left="2160"/>
+        <w:rPr>
+          <w:lang w:val="en-US"/>
+        </w:rPr>
+      </w:pPr>
+    </w:p>
+    <w:p>
+      <w:pPr>
+        <w:pStyle w:val="ListParagraph"/>
+        <w:numPr>
+          <w:ilvl w:val="2"/>
+          <w:numId w:val="1"/>
+        </w:numPr>
+        <w:rPr>
+          <w:lang w:val="en-US"/>
+        </w:rPr>
+      </w:pPr>
+      <w:r>
+        <w:rPr>
+          <w:lang w:val="en-US"/>
+        </w:rPr>
+        <w:t>Then give your user permission to use Docker without sudo:</w:t>
+      </w:r>
+    </w:p>
+    <w:p>
+      <w:pPr>
+        <w:shd w:val="clear" w:color="auto" w:fill="121314"/>
+        <w:spacing w:after="0" w:line="285" w:lineRule="atLeast"/>
+        <w:ind w:left="2160"/>
+        <w:rPr>
+          <w:rFonts w:ascii="Consolas" w:eastAsia="Times New Roman" w:hAnsi="Consolas" w:cs="Times New Roman"/>
+          <w:color w:val="BBBEBF"/>
+          <w:kern w:val="0"/>
+          <w:sz w:val="21"/>
+          <w:szCs w:val="21"/>
+          <w:lang w:eastAsia="en-GB"/>
+          <w14:ligatures w14:val="none"/>
+        </w:rPr>
+      </w:pPr>
+      <w:r>
+        <w:rPr>
+          <w:rFonts w:ascii="Consolas" w:eastAsia="Times New Roman" w:hAnsi="Consolas" w:cs="Times New Roman"/>
+          <w:color w:val="4EC9B0"/>
+          <w:kern w:val="0"/>
+          <w:sz w:val="21"/>
+          <w:szCs w:val="21"/>
+          <w:lang w:eastAsia="en-GB"/>
+          <w14:ligatures w14:val="none"/>
+        </w:rPr>
+        <w:t>sudo</w:t>
+      </w:r>
+      <w:r>
+        <w:rPr>
+          <w:rFonts w:ascii="Consolas" w:eastAsia="Times New Roman" w:hAnsi="Consolas" w:cs="Times New Roman"/>
+          <w:color w:val="BBBEBF"/>
+          <w:kern w:val="0"/>
+          <w:sz w:val="21"/>
+          <w:szCs w:val="21"/>
+          <w:lang w:eastAsia="en-GB"/>
+          <w14:ligatures w14:val="none"/>
+        </w:rPr>
+        <w:t xml:space="preserve"> usermod </w:t>
+      </w:r>
+      <w:r>
+        <w:rPr>
+          <w:rFonts w:ascii="Consolas" w:eastAsia="Times New Roman" w:hAnsi="Consolas" w:cs="Times New Roman"/>
+          <w:color w:val="9CDCFE"/>
+          <w:kern w:val="0"/>
+          <w:sz w:val="21"/>
+          <w:szCs w:val="21"/>
+          <w:lang w:eastAsia="en-GB"/>
+          <w14:ligatures w14:val="none"/>
+        </w:rPr>
+        <w:t>-aG</w:t>
+      </w:r>
+      <w:r>
+        <w:rPr>
+          <w:rFonts w:ascii="Consolas" w:eastAsia="Times New Roman" w:hAnsi="Consolas" w:cs="Times New Roman"/>
+          <w:color w:val="BBBEBF"/>
+          <w:kern w:val="0"/>
+          <w:sz w:val="21"/>
+          <w:szCs w:val="21"/>
+          <w:lang w:eastAsia="en-GB"/>
+          <w14:ligatures w14:val="none"/>
+        </w:rPr>
+        <w:t xml:space="preserve"> docker $USER</w:t>
+      </w:r>
+    </w:p>
+    <w:p>
+      <w:pPr>
+        <w:shd w:val="clear" w:color="auto" w:fill="121314"/>
+        <w:spacing w:after="0" w:line="285" w:lineRule="atLeast"/>
+        <w:ind w:left="2160"/>
+        <w:rPr>
+          <w:rFonts w:ascii="Consolas" w:eastAsia="Times New Roman" w:hAnsi="Consolas" w:cs="Times New Roman"/>
+          <w:color w:val="BBBEBF"/>
+          <w:kern w:val="0"/>
+          <w:sz w:val="21"/>
+          <w:szCs w:val="21"/>
+          <w:lang w:eastAsia="en-GB"/>
+          <w14:ligatures w14:val="none"/>
+        </w:rPr>
+      </w:pPr>
+      <w:r>
+        <w:rPr>
+          <w:rFonts w:ascii="Consolas" w:eastAsia="Times New Roman" w:hAnsi="Consolas" w:cs="Times New Roman"/>
+          <w:color w:val="4EC9B0"/>
+          <w:kern w:val="0"/>
+          <w:sz w:val="21"/>
+          <w:szCs w:val="21"/>
+          <w:lang w:eastAsia="en-GB"/>
+          <w14:ligatures w14:val="none"/>
+        </w:rPr>
+        <w:t>newgrp</w:t>
+      </w:r>
+      <w:r>
+        <w:rPr>
+          <w:rFonts w:ascii="Consolas" w:eastAsia="Times New Roman" w:hAnsi="Consolas" w:cs="Times New Roman"/>
+          <w:color w:val="BBBEBF"/>
+          <w:kern w:val="0"/>
+          <w:sz w:val="21"/>
+          <w:szCs w:val="21"/>
+          <w:lang w:eastAsia="en-GB"/>
+          <w14:ligatures w14:val="none"/>
+        </w:rPr>
+        <w:t xml:space="preserve"> docker</w:t>
+      </w:r>
+    </w:p>
+    <w:p>
+      <w:pPr>
+        <w:shd w:val="clear" w:color="auto" w:fill="121314"/>
+        <w:spacing w:after="0" w:line="285" w:lineRule="atLeast"/>
+        <w:ind w:left="2160"/>
+        <w:rPr>
+          <w:rFonts w:ascii="Consolas" w:eastAsia="Times New Roman" w:hAnsi="Consolas" w:cs="Times New Roman"/>
+          <w:color w:val="BBBEBF"/>
+          <w:kern w:val="0"/>
+          <w:sz w:val="21"/>
+          <w:szCs w:val="21"/>
+          <w:lang w:eastAsia="en-GB"/>
+          <w14:ligatures w14:val="none"/>
+        </w:rPr>
+      </w:pPr>
+      <w:r>
+        <w:rPr>
+          <w:rFonts w:ascii="Consolas" w:eastAsia="Times New Roman" w:hAnsi="Consolas" w:cs="Times New Roman"/>
+          <w:color w:val="4EC9B0"/>
+          <w:kern w:val="0"/>
+          <w:sz w:val="21"/>
+          <w:szCs w:val="21"/>
+          <w:lang w:eastAsia="en-GB"/>
+          <w14:ligatures w14:val="none"/>
+        </w:rPr>
+        <w:t>docker</w:t>
+      </w:r>
+      <w:r>
+        <w:rPr>
+          <w:rFonts w:ascii="Consolas" w:eastAsia="Times New Roman" w:hAnsi="Consolas" w:cs="Times New Roman"/>
+          <w:color w:val="BBBEBF"/>
+          <w:kern w:val="0"/>
+          <w:sz w:val="21"/>
+          <w:szCs w:val="21"/>
+          <w:lang w:eastAsia="en-GB"/>
+          <w14:ligatures w14:val="none"/>
+        </w:rPr>
+        <w:t xml:space="preserve"> run hello</w:t>
+      </w:r>
+      <w:r>
+        <w:rPr>
+          <w:rFonts w:ascii="Consolas" w:eastAsia="Times New Roman" w:hAnsi="Consolas" w:cs="Times New Roman"/>
+          <w:color w:val="9CDCFE"/>
+          <w:kern w:val="0"/>
+          <w:sz w:val="21"/>
+          <w:szCs w:val="21"/>
+          <w:lang w:eastAsia="en-GB"/>
+          <w14:ligatures w14:val="none"/>
+        </w:rPr>
+        <w:t>-world</w:t>
+      </w:r>
+    </w:p>
+    <w:p>
+      <w:pPr>
+        <w:pStyle w:val="ListParagraph"/>
+        <w:numPr>
+          <w:ilvl w:val="2"/>
+          <w:numId w:val="1"/>
+        </w:numPr>
+        <w:rPr>
+          <w:lang w:val="en-US"/>
+        </w:rPr>
+      </w:pPr>
+      <w:r>
+        <w:rPr>
+          <w:lang w:val="en-US"/>
+        </w:rPr>
+        <w:t>To open DevContainer now open the project folder within WSL (should already be done):</w:t>
+      </w:r>
+    </w:p>
+    <w:p>
+      <w:pPr>
+        <w:shd w:val="clear" w:color="auto" w:fill="121314"/>
+        <w:spacing w:after="0" w:line="285" w:lineRule="atLeast"/>
+        <w:ind w:left="2160"/>
+        <w:rPr>
+          <w:rFonts w:ascii="Consolas" w:eastAsia="Times New Roman" w:hAnsi="Consolas" w:cs="Times New Roman"/>
+          <w:color w:val="BBBEBF"/>
+          <w:kern w:val="0"/>
+          <w:sz w:val="21"/>
+          <w:szCs w:val="21"/>
+          <w:lang w:eastAsia="en-GB"/>
+          <w14:ligatures w14:val="none"/>
+        </w:rPr>
+      </w:pPr>
+      <w:r>
+        <w:rPr>
+          <w:rFonts w:ascii="Consolas" w:eastAsia="Times New Roman" w:hAnsi="Consolas" w:cs="Times New Roman"/>
+          <w:color w:val="4EC9B0"/>
+          <w:kern w:val="0"/>
+          <w:sz w:val="21"/>
+          <w:szCs w:val="21"/>
+          <w:lang w:eastAsia="en-GB"/>
+          <w14:ligatures w14:val="none"/>
+        </w:rPr>
+        <w:t>cd</w:t>
+      </w:r>
+      <w:r>
+        <w:rPr>
+          <w:rFonts w:ascii="Consolas" w:eastAsia="Times New Roman" w:hAnsi="Consolas" w:cs="Times New Roman"/>
+          <w:color w:val="BBBEBF"/>
+          <w:kern w:val="0"/>
+          <w:sz w:val="21"/>
+          <w:szCs w:val="21"/>
+          <w:lang w:eastAsia="en-GB"/>
+          <w14:ligatures w14:val="none"/>
+        </w:rPr>
+        <w:t xml:space="preserve"> </w:t>
+      </w:r>
+      <w:r>
+        <w:rPr>
+          <w:rFonts w:ascii="Consolas" w:eastAsia="Times New Roman" w:hAnsi="Consolas" w:cs="Times New Roman"/>
+          <w:color w:val="A5D6FF"/>
+          <w:kern w:val="0"/>
+          <w:sz w:val="21"/>
+          <w:szCs w:val="21"/>
+          <w:lang w:eastAsia="en-GB"/>
+          <w14:ligatures w14:val="none"/>
+        </w:rPr>
+        <w:t>~/WSL_Projects/video-llm-dev</w:t>
+      </w:r>
+    </w:p>
+    <w:p>
+      <w:pPr>
+        <w:pStyle w:val="ListParagraph"/>
+        <w:ind w:left="2160"/>
+        <w:rPr>
+          <w:lang w:val="en-US"/>
+        </w:rPr>
+      </w:pPr>
+      <w:r>
+        <w:rPr>
+          <w:lang w:val="en-US"/>
+        </w:rPr>
+        <w:t>Open VsCode:</w:t>
+      </w:r>
+    </w:p>
+    <w:p>
+      <w:pPr>
+        <w:shd w:val="clear" w:color="auto" w:fill="121314"/>
+        <w:spacing w:after="0" w:line="285" w:lineRule="atLeast"/>
+        <w:ind w:left="2160"/>
+        <w:rPr>
+          <w:rFonts w:ascii="Consolas" w:eastAsia="Times New Roman" w:hAnsi="Consolas" w:cs="Times New Roman"/>
+          <w:color w:val="BBBEBF"/>
+          <w:kern w:val="0"/>
+          <w:sz w:val="21"/>
+          <w:szCs w:val="21"/>
+          <w:lang w:eastAsia="en-GB"/>
+          <w14:ligatures w14:val="none"/>
+        </w:rPr>
+      </w:pPr>
+      <w:r>
+        <w:rPr>
+          <w:rFonts w:ascii="Consolas" w:eastAsia="Times New Roman" w:hAnsi="Consolas" w:cs="Times New Roman"/>
+          <w:color w:val="4EC9B0"/>
+          <w:kern w:val="0"/>
+          <w:sz w:val="21"/>
+          <w:szCs w:val="21"/>
+          <w:lang w:eastAsia="en-GB"/>
+          <w14:ligatures w14:val="none"/>
+        </w:rPr>
+        <w:t>code</w:t>
+      </w:r>
+      <w:r>
+        <w:rPr>
+          <w:rFonts w:ascii="Consolas" w:eastAsia="Times New Roman" w:hAnsi="Consolas" w:cs="Times New Roman"/>
+          <w:color w:val="BBBEBF"/>
+          <w:kern w:val="0"/>
+          <w:sz w:val="21"/>
+          <w:szCs w:val="21"/>
+          <w:lang w:eastAsia="en-GB"/>
+          <w14:ligatures w14:val="none"/>
+        </w:rPr>
+        <w:t xml:space="preserve"> .</w:t>
+      </w:r>
+    </w:p>
+    <w:p>
+      <w:pPr>
+        <w:pStyle w:val="ListParagraph"/>
+        <w:numPr>
+          <w:ilvl w:val="2"/>
+          <w:numId w:val="1"/>
+        </w:numPr>
+        <w:rPr>
+          <w:lang w:val="en-US"/>
+        </w:rPr>
+      </w:pPr>
+      <w:r>
+        <w:rPr>
+          <w:lang w:val="en-US"/>
+        </w:rPr>
+        <w:t xml:space="preserve">Now </w:t>
+      </w:r>
+      <w:r>
+        <w:rPr>
+          <w:lang w:val="en-US"/>
+        </w:rPr>
+        <w:t>before we open DevContainer let s create a .devcontainer/devcontainer.json which is the config files for DevContainer.</w:t>
+      </w:r>
+    </w:p>
+    <w:p>
+      <w:pPr>
+        <w:pStyle w:val="ListParagraph"/>
+        <w:numPr>
+          <w:ilvl w:val="2"/>
+          <w:numId w:val="1"/>
+        </w:numPr>
+        <w:rPr>
+          <w:lang w:val="en-US"/>
+        </w:rPr>
+      </w:pPr>
+      <w:r>
+        <w:rPr>
+          <w:lang w:val="en-US"/>
+        </w:rPr>
+        <w:t>Let s also enable permission to docker for my account:</w:t>
+      </w:r>
+    </w:p>
+    <w:p>
+      <w:pPr>
+        <w:shd w:val="clear" w:color="auto" w:fill="121314"/>
+        <w:spacing w:after="0" w:line="285" w:lineRule="atLeast"/>
+        <w:ind w:left="2160"/>
+        <w:rPr>
+          <w:rFonts w:ascii="Consolas" w:eastAsia="Times New Roman" w:hAnsi="Consolas" w:cs="Times New Roman"/>
+          <w:color w:val="BBBEBF"/>
+          <w:kern w:val="0"/>
+          <w:sz w:val="21"/>
+          <w:szCs w:val="21"/>
+          <w:lang w:eastAsia="en-GB"/>
+          <w14:ligatures w14:val="none"/>
+        </w:rPr>
+      </w:pPr>
+      <w:r>
+        <w:rPr>
+          <w:rFonts w:ascii="Consolas" w:eastAsia="Times New Roman" w:hAnsi="Consolas" w:cs="Times New Roman"/>
+          <w:color w:val="BBBEBF"/>
+          <w:kern w:val="0"/>
+          <w:sz w:val="21"/>
+          <w:szCs w:val="21"/>
+          <w:lang w:eastAsia="en-GB"/>
+          <w14:ligatures w14:val="none"/>
+        </w:rPr>
+        <w:t>sudo systemctl enable --now containerd docker docker.socket</w:t>
+      </w:r>
+    </w:p>
+    <w:p>
+      <w:pPr>
+        <w:shd w:val="clear" w:color="auto" w:fill="121314"/>
+        <w:spacing w:after="0" w:line="285" w:lineRule="atLeast"/>
+        <w:ind w:left="2160"/>
+        <w:rPr>
+          <w:rFonts w:ascii="Consolas" w:eastAsia="Times New Roman" w:hAnsi="Consolas" w:cs="Times New Roman"/>
+          <w:color w:val="BBBEBF"/>
+          <w:kern w:val="0"/>
+          <w:sz w:val="21"/>
+          <w:szCs w:val="21"/>
+          <w:lang w:eastAsia="en-GB"/>
+          <w14:ligatures w14:val="none"/>
+        </w:rPr>
+      </w:pPr>
+      <w:r>
+        <w:rPr>
+          <w:rFonts w:ascii="Consolas" w:eastAsia="Times New Roman" w:hAnsi="Consolas" w:cs="Times New Roman"/>
+          <w:color w:val="BBBEBF"/>
+          <w:kern w:val="0"/>
+          <w:sz w:val="21"/>
+          <w:szCs w:val="21"/>
+          <w:lang w:eastAsia="en-GB"/>
+          <w14:ligatures w14:val="none"/>
+        </w:rPr>
+        <w:t>sudo systemctl restart docker.socket docker</w:t>
+      </w:r>
+    </w:p>
+    <w:p>
+      <w:pPr>
+        <w:shd w:val="clear" w:color="auto" w:fill="121314"/>
+        <w:spacing w:after="0" w:line="285" w:lineRule="atLeast"/>
+        <w:ind w:left="2160"/>
+        <w:rPr>
+          <w:rFonts w:ascii="Consolas" w:eastAsia="Times New Roman" w:hAnsi="Consolas" w:cs="Times New Roman"/>
+          <w:color w:val="BBBEBF"/>
+          <w:kern w:val="0"/>
+          <w:sz w:val="21"/>
+          <w:szCs w:val="21"/>
+          <w:lang w:eastAsia="en-GB"/>
+          <w14:ligatures w14:val="none"/>
+        </w:rPr>
+      </w:pPr>
+      <w:r>
+        <w:rPr>
+          <w:rFonts w:ascii="Consolas" w:eastAsia="Times New Roman" w:hAnsi="Consolas" w:cs="Times New Roman"/>
+          <w:color w:val="BBBEBF"/>
+          <w:kern w:val="0"/>
+          <w:sz w:val="21"/>
+          <w:szCs w:val="21"/>
+          <w:lang w:eastAsia="en-GB"/>
+          <w14:ligatures w14:val="none"/>
+        </w:rPr>
+        <w:t xml:space="preserve">wsl </w:t>
+      </w:r>
+      <w:r>
+        <w:rPr>
+          <w:rFonts w:ascii="Consolas" w:eastAsia="Times New Roman" w:hAnsi="Consolas" w:cs="Times New Roman"/>
+          <w:color w:val="BBBEBF"/>
+          <w:kern w:val="0"/>
+          <w:sz w:val="21"/>
+          <w:szCs w:val="21"/>
+          <w:lang w:eastAsia="en-GB"/>
+          <w14:ligatures w14:val="none"/>
+        </w:rPr>
+        <w:t>–</w:t>
+      </w:r>
+      <w:r>
+        <w:rPr>
+          <w:rFonts w:ascii="Consolas" w:eastAsia="Times New Roman" w:hAnsi="Consolas" w:cs="Times New Roman"/>
+          <w:color w:val="BBBEBF"/>
+          <w:kern w:val="0"/>
+          <w:sz w:val="21"/>
+          <w:szCs w:val="21"/>
+          <w:lang w:eastAsia="en-GB"/>
+          <w14:ligatures w14:val="none"/>
+        </w:rPr>
+        <w:t>shutdown</w:t>
+      </w:r>
+      <w:r>
+        <w:rPr>
+          <w:rFonts w:ascii="Consolas" w:eastAsia="Times New Roman" w:hAnsi="Consolas" w:cs="Times New Roman"/>
+          <w:color w:val="BBBEBF"/>
+          <w:kern w:val="0"/>
+          <w:sz w:val="21"/>
+          <w:szCs w:val="21"/>
+          <w:lang w:eastAsia="en-GB"/>
+          <w14:ligatures w14:val="none"/>
+        </w:rPr>
+        <w:t xml:space="preserve"> (in powershell)</w:t>
+      </w:r>
+    </w:p>
+    <w:p>
+      <w:pPr>
+        <w:pStyle w:val="ListParagraph"/>
+        <w:numPr>
+          <w:ilvl w:val="2"/>
+          <w:numId w:val="1"/>
+        </w:numPr>
+        <w:rPr>
+          <w:lang w:val="en-US"/>
+        </w:rPr>
+      </w:pPr>
+      <w:r>
+        <w:rPr>
+          <w:lang w:val="en-US"/>
+        </w:rPr>
+        <w:t>Restart VSCode then in the</w:t>
+      </w:r>
+      <w:r>
+        <w:rPr>
+          <w:lang w:val="en-US"/>
+        </w:rPr>
+        <w:t xml:space="preserve"> Command Palette select reopen in Container</w:t>
+      </w:r>
+      <w:r>
+        <w:rPr>
+          <w:lang w:val="en-US"/>
+        </w:rPr>
+        <w:t xml:space="preserve">, Whenever you need to make a change you might wanna do: </w:t>
+      </w:r>
+      <w:r>
+        <w:rPr>
+          <w:lang w:val="en-US"/>
+        </w:rPr>
+        <w:t>Dev Containers: Rebuild Container or Rebuild Without Cache</w:t>
       </w:r>
     </w:p>
     <w:sectPr>
